--- a/Java/Deadlock.docx
+++ b/Java/Deadlock.docx
@@ -1,6 +1,6 @@
 
 <file path=word/document.xml><?xml version="1.0" encoding="utf-8"?>
-<w:document xmlns:wpc="http://schemas.microsoft.com/office/word/2010/wordprocessingCanvas" xmlns:cx="http://schemas.microsoft.com/office/drawing/2014/chartex" xmlns:cx1="http://schemas.microsoft.com/office/drawing/2015/9/8/chartex" xmlns:cx2="http://schemas.microsoft.com/office/drawing/2015/10/21/chartex" xmlns:cx3="http://schemas.microsoft.com/office/drawing/2016/5/9/chartex" xmlns:cx4="http://schemas.microsoft.com/office/drawing/2016/5/10/chartex" xmlns:cx5="http://schemas.microsoft.com/office/drawing/2016/5/11/chartex" xmlns:cx6="http://schemas.microsoft.com/office/drawing/2016/5/12/chartex" xmlns:cx7="http://schemas.microsoft.com/office/drawing/2016/5/13/chartex" xmlns:cx8="http://schemas.microsoft.com/office/drawing/2016/5/14/chartex" xmlns:mc="http://schemas.openxmlformats.org/markup-compatibility/2006" xmlns:aink="http://schemas.microsoft.com/office/drawing/2016/ink" xmlns:am3d="http://schemas.microsoft.com/office/drawing/2017/model3d" xmlns:o="urn:schemas-microsoft-com:office:office" xmlns:oel="http://schemas.microsoft.com/office/2019/extlst" xmlns:r="http://schemas.openxmlformats.org/officeDocument/2006/relationships" xmlns:m="http://schemas.openxmlformats.org/officeDocument/2006/math" xmlns:v="urn:schemas-microsoft-com:vml" xmlns:wp14="http://schemas.microsoft.com/office/word/2010/wordprocessingDrawing" xmlns:wp="http://schemas.openxmlformats.org/drawingml/2006/wordprocessingDrawing" xmlns:w10="urn:schemas-microsoft-com:office:word" xmlns:w="http://schemas.openxmlformats.org/wordprocessingml/2006/main" xmlns:w14="http://schemas.microsoft.com/office/word/2010/wordml" xmlns:w15="http://schemas.microsoft.com/office/word/2012/wordml" xmlns:w16cex="http://schemas.microsoft.com/office/word/2018/wordml/cex" xmlns:w16cid="http://schemas.microsoft.com/office/word/2016/wordml/cid" xmlns:w16="http://schemas.microsoft.com/office/word/2018/wordml" xmlns:w16sdtdh="http://schemas.microsoft.com/office/word/2020/wordml/sdtdatahash" xmlns:w16se="http://schemas.microsoft.com/office/word/2015/wordml/symex" xmlns:wpg="http://schemas.microsoft.com/office/word/2010/wordprocessingGroup" xmlns:wpi="http://schemas.microsoft.com/office/word/2010/wordprocessingInk" xmlns:wne="http://schemas.microsoft.com/office/word/2006/wordml" xmlns:wps="http://schemas.microsoft.com/office/word/2010/wordprocessingShape" mc:Ignorable="w14 w15 w16se w16cid w16 w16cex w16sdtdh wp14">
+<w:document xmlns:wpc="http://schemas.microsoft.com/office/word/2010/wordprocessingCanvas" xmlns:cx="http://schemas.microsoft.com/office/drawing/2014/chartex" xmlns:cx1="http://schemas.microsoft.com/office/drawing/2015/9/8/chartex" xmlns:cx2="http://schemas.microsoft.com/office/drawing/2015/10/21/chartex" xmlns:cx3="http://schemas.microsoft.com/office/drawing/2016/5/9/chartex" xmlns:cx4="http://schemas.microsoft.com/office/drawing/2016/5/10/chartex" xmlns:cx5="http://schemas.microsoft.com/office/drawing/2016/5/11/chartex" xmlns:cx6="http://schemas.microsoft.com/office/drawing/2016/5/12/chartex" xmlns:cx7="http://schemas.microsoft.com/office/drawing/2016/5/13/chartex" xmlns:cx8="http://schemas.microsoft.com/office/drawing/2016/5/14/chartex" xmlns:mc="http://schemas.openxmlformats.org/markup-compatibility/2006" xmlns:aink="http://schemas.microsoft.com/office/drawing/2016/ink" xmlns:am3d="http://schemas.microsoft.com/office/drawing/2017/model3d" xmlns:o="urn:schemas-microsoft-com:office:office" xmlns:oel="http://schemas.microsoft.com/office/2019/extlst" xmlns:r="http://schemas.openxmlformats.org/officeDocument/2006/relationships" xmlns:m="http://schemas.openxmlformats.org/officeDocument/2006/math" xmlns:v="urn:schemas-microsoft-com:vml" xmlns:wp14="http://schemas.microsoft.com/office/word/2010/wordprocessingDrawing" xmlns:wp="http://schemas.openxmlformats.org/drawingml/2006/wordprocessingDrawing" xmlns:w10="urn:schemas-microsoft-com:office:word" xmlns:w="http://schemas.openxmlformats.org/wordprocessingml/2006/main" xmlns:w14="http://schemas.microsoft.com/office/word/2010/wordml" xmlns:w15="http://schemas.microsoft.com/office/word/2012/wordml" xmlns:w16cex="http://schemas.microsoft.com/office/word/2018/wordml/cex" xmlns:w16cid="http://schemas.microsoft.com/office/word/2016/wordml/cid" xmlns:w16="http://schemas.microsoft.com/office/word/2018/wordml" xmlns:w16du="http://schemas.microsoft.com/office/word/2023/wordml/word16du" xmlns:w16sdtdh="http://schemas.microsoft.com/office/word/2020/wordml/sdtdatahash" xmlns:w16sdtfl="http://schemas.microsoft.com/office/word/2024/wordml/sdtformatlock" xmlns:w16se="http://schemas.microsoft.com/office/word/2015/wordml/symex" xmlns:wpg="http://schemas.microsoft.com/office/word/2010/wordprocessingGroup" xmlns:wpi="http://schemas.microsoft.com/office/word/2010/wordprocessingInk" xmlns:wne="http://schemas.microsoft.com/office/word/2006/wordml" xmlns:wps="http://schemas.microsoft.com/office/word/2010/wordprocessingShape" mc:Ignorable="w14 w15 w16se w16cid w16 w16cex w16sdtdh w16sdtfl w16du wp14">
   <w:body>
     <w:p/>
     <w:p/>
@@ -37,6 +37,7 @@
         </w:rPr>
         <w:t xml:space="preserve">public class </w:t>
       </w:r>
+      <w:proofErr w:type="spellStart"/>
       <w:r>
         <w:rPr>
           <w:rFonts w:ascii="Source Code Pro" w:eastAsia="Times New Roman" w:hAnsi="Source Code Pro" w:cs="Times New Roman"/>
@@ -47,7 +48,20 @@
           <w:lang w:eastAsia="en-IN"/>
           <w14:ligatures w14:val="none"/>
         </w:rPr>
-        <w:t xml:space="preserve">DeadlockExample </w:t>
+        <w:t>DeadlockExample</w:t>
+      </w:r>
+      <w:proofErr w:type="spellEnd"/>
+      <w:r>
+        <w:rPr>
+          <w:rFonts w:ascii="Source Code Pro" w:eastAsia="Times New Roman" w:hAnsi="Source Code Pro" w:cs="Times New Roman"/>
+          <w:color w:val="000000"/>
+          <w:kern w:val="0"/>
+          <w:sz w:val="21"/>
+          <w:szCs w:val="21"/>
+          <w:lang w:eastAsia="en-IN"/>
+          <w14:ligatures w14:val="none"/>
+        </w:rPr>
+        <w:t xml:space="preserve"> </w:t>
       </w:r>
       <w:r>
         <w:rPr>
@@ -144,7 +158,33 @@
           <w:lang w:eastAsia="en-IN"/>
           <w14:ligatures w14:val="none"/>
         </w:rPr>
-        <w:t>[] args) {</w:t>
+        <w:t xml:space="preserve">[] </w:t>
+      </w:r>
+      <w:proofErr w:type="spellStart"/>
+      <w:r>
+        <w:rPr>
+          <w:rFonts w:ascii="Source Code Pro" w:eastAsia="Times New Roman" w:hAnsi="Source Code Pro" w:cs="Times New Roman"/>
+          <w:color w:val="080808"/>
+          <w:kern w:val="0"/>
+          <w:sz w:val="21"/>
+          <w:szCs w:val="21"/>
+          <w:lang w:eastAsia="en-IN"/>
+          <w14:ligatures w14:val="none"/>
+        </w:rPr>
+        <w:t>args</w:t>
+      </w:r>
+      <w:proofErr w:type="spellEnd"/>
+      <w:r>
+        <w:rPr>
+          <w:rFonts w:ascii="Source Code Pro" w:eastAsia="Times New Roman" w:hAnsi="Source Code Pro" w:cs="Times New Roman"/>
+          <w:color w:val="080808"/>
+          <w:kern w:val="0"/>
+          <w:sz w:val="21"/>
+          <w:szCs w:val="21"/>
+          <w:lang w:eastAsia="en-IN"/>
+          <w14:ligatures w14:val="none"/>
+        </w:rPr>
+        <w:t>) {</w:t>
       </w:r>
       <w:r>
         <w:rPr>
@@ -473,6 +513,7 @@
         <w:br/>
         <w:t xml:space="preserve">                </w:t>
       </w:r>
+      <w:proofErr w:type="spellStart"/>
       <w:r>
         <w:rPr>
           <w:rFonts w:ascii="Source Code Pro" w:eastAsia="Times New Roman" w:hAnsi="Source Code Pro" w:cs="Times New Roman"/>
@@ -521,7 +562,20 @@
           <w:lang w:eastAsia="en-IN"/>
           <w14:ligatures w14:val="none"/>
         </w:rPr>
-        <w:t>.println(</w:t>
+        <w:t>.println</w:t>
+      </w:r>
+      <w:proofErr w:type="spellEnd"/>
+      <w:r>
+        <w:rPr>
+          <w:rFonts w:ascii="Source Code Pro" w:eastAsia="Times New Roman" w:hAnsi="Source Code Pro" w:cs="Times New Roman"/>
+          <w:color w:val="080808"/>
+          <w:kern w:val="0"/>
+          <w:sz w:val="21"/>
+          <w:szCs w:val="21"/>
+          <w:lang w:eastAsia="en-IN"/>
+          <w14:ligatures w14:val="none"/>
+        </w:rPr>
+        <w:t>(</w:t>
       </w:r>
       <w:r>
         <w:rPr>
@@ -609,6 +663,7 @@
         <w:br/>
         <w:t xml:space="preserve">                    </w:t>
       </w:r>
+      <w:proofErr w:type="spellStart"/>
       <w:r>
         <w:rPr>
           <w:rFonts w:ascii="Source Code Pro" w:eastAsia="Times New Roman" w:hAnsi="Source Code Pro" w:cs="Times New Roman"/>
@@ -647,6 +702,7 @@
         </w:rPr>
         <w:t>sleep</w:t>
       </w:r>
+      <w:proofErr w:type="spellEnd"/>
       <w:r>
         <w:rPr>
           <w:rFonts w:ascii="Source Code Pro" w:eastAsia="Times New Roman" w:hAnsi="Source Code Pro" w:cs="Times New Roman"/>
@@ -748,6 +804,7 @@
         </w:rPr>
         <w:t>(</w:t>
       </w:r>
+      <w:proofErr w:type="spellStart"/>
       <w:r>
         <w:rPr>
           <w:rFonts w:ascii="Source Code Pro" w:eastAsia="Times New Roman" w:hAnsi="Source Code Pro" w:cs="Times New Roman"/>
@@ -758,7 +815,20 @@
           <w:lang w:eastAsia="en-IN"/>
           <w14:ligatures w14:val="none"/>
         </w:rPr>
-        <w:t xml:space="preserve">InterruptedException </w:t>
+        <w:t>InterruptedException</w:t>
+      </w:r>
+      <w:proofErr w:type="spellEnd"/>
+      <w:r>
+        <w:rPr>
+          <w:rFonts w:ascii="Source Code Pro" w:eastAsia="Times New Roman" w:hAnsi="Source Code Pro" w:cs="Times New Roman"/>
+          <w:color w:val="000000"/>
+          <w:kern w:val="0"/>
+          <w:sz w:val="21"/>
+          <w:szCs w:val="21"/>
+          <w:lang w:eastAsia="en-IN"/>
+          <w14:ligatures w14:val="none"/>
+        </w:rPr>
+        <w:t xml:space="preserve"> </w:t>
       </w:r>
       <w:r>
         <w:rPr>
@@ -783,7 +853,33 @@
           <w14:ligatures w14:val="none"/>
         </w:rPr>
         <w:br/>
-        <w:t xml:space="preserve">                    e.printStackTrace();</w:t>
+        <w:t xml:space="preserve">                    </w:t>
+      </w:r>
+      <w:proofErr w:type="spellStart"/>
+      <w:r>
+        <w:rPr>
+          <w:rFonts w:ascii="Source Code Pro" w:eastAsia="Times New Roman" w:hAnsi="Source Code Pro" w:cs="Times New Roman"/>
+          <w:color w:val="080808"/>
+          <w:kern w:val="0"/>
+          <w:sz w:val="21"/>
+          <w:szCs w:val="21"/>
+          <w:lang w:eastAsia="en-IN"/>
+          <w14:ligatures w14:val="none"/>
+        </w:rPr>
+        <w:t>e.printStackTrace</w:t>
+      </w:r>
+      <w:proofErr w:type="spellEnd"/>
+      <w:r>
+        <w:rPr>
+          <w:rFonts w:ascii="Source Code Pro" w:eastAsia="Times New Roman" w:hAnsi="Source Code Pro" w:cs="Times New Roman"/>
+          <w:color w:val="080808"/>
+          <w:kern w:val="0"/>
+          <w:sz w:val="21"/>
+          <w:szCs w:val="21"/>
+          <w:lang w:eastAsia="en-IN"/>
+          <w14:ligatures w14:val="none"/>
+        </w:rPr>
+        <w:t>();</w:t>
       </w:r>
       <w:r>
         <w:rPr>
@@ -823,6 +919,7 @@
         <w:br/>
         <w:t xml:space="preserve">                </w:t>
       </w:r>
+      <w:proofErr w:type="spellStart"/>
       <w:r>
         <w:rPr>
           <w:rFonts w:ascii="Source Code Pro" w:eastAsia="Times New Roman" w:hAnsi="Source Code Pro" w:cs="Times New Roman"/>
@@ -871,7 +968,20 @@
           <w:lang w:eastAsia="en-IN"/>
           <w14:ligatures w14:val="none"/>
         </w:rPr>
-        <w:t>.println(</w:t>
+        <w:t>.println</w:t>
+      </w:r>
+      <w:proofErr w:type="spellEnd"/>
+      <w:r>
+        <w:rPr>
+          <w:rFonts w:ascii="Source Code Pro" w:eastAsia="Times New Roman" w:hAnsi="Source Code Pro" w:cs="Times New Roman"/>
+          <w:color w:val="080808"/>
+          <w:kern w:val="0"/>
+          <w:sz w:val="21"/>
+          <w:szCs w:val="21"/>
+          <w:lang w:eastAsia="en-IN"/>
+          <w14:ligatures w14:val="none"/>
+        </w:rPr>
+        <w:t>(</w:t>
       </w:r>
       <w:r>
         <w:rPr>
@@ -971,6 +1081,7 @@
         <w:br/>
         <w:t xml:space="preserve">                    </w:t>
       </w:r>
+      <w:proofErr w:type="spellStart"/>
       <w:r>
         <w:rPr>
           <w:rFonts w:ascii="Source Code Pro" w:eastAsia="Times New Roman" w:hAnsi="Source Code Pro" w:cs="Times New Roman"/>
@@ -1019,7 +1130,20 @@
           <w:lang w:eastAsia="en-IN"/>
           <w14:ligatures w14:val="none"/>
         </w:rPr>
-        <w:t>.println(</w:t>
+        <w:t>.println</w:t>
+      </w:r>
+      <w:proofErr w:type="spellEnd"/>
+      <w:r>
+        <w:rPr>
+          <w:rFonts w:ascii="Source Code Pro" w:eastAsia="Times New Roman" w:hAnsi="Source Code Pro" w:cs="Times New Roman"/>
+          <w:color w:val="080808"/>
+          <w:kern w:val="0"/>
+          <w:sz w:val="21"/>
+          <w:szCs w:val="21"/>
+          <w:lang w:eastAsia="en-IN"/>
+          <w14:ligatures w14:val="none"/>
+        </w:rPr>
+        <w:t>(</w:t>
       </w:r>
       <w:r>
         <w:rPr>
@@ -1260,6 +1384,7 @@
         <w:br/>
         <w:t xml:space="preserve">                </w:t>
       </w:r>
+      <w:proofErr w:type="spellStart"/>
       <w:r>
         <w:rPr>
           <w:rFonts w:ascii="Source Code Pro" w:eastAsia="Times New Roman" w:hAnsi="Source Code Pro" w:cs="Times New Roman"/>
@@ -1308,7 +1433,20 @@
           <w:lang w:eastAsia="en-IN"/>
           <w14:ligatures w14:val="none"/>
         </w:rPr>
-        <w:t>.println(</w:t>
+        <w:t>.println</w:t>
+      </w:r>
+      <w:proofErr w:type="spellEnd"/>
+      <w:r>
+        <w:rPr>
+          <w:rFonts w:ascii="Source Code Pro" w:eastAsia="Times New Roman" w:hAnsi="Source Code Pro" w:cs="Times New Roman"/>
+          <w:color w:val="080808"/>
+          <w:kern w:val="0"/>
+          <w:sz w:val="21"/>
+          <w:szCs w:val="21"/>
+          <w:lang w:eastAsia="en-IN"/>
+          <w14:ligatures w14:val="none"/>
+        </w:rPr>
+        <w:t>(</w:t>
       </w:r>
       <w:r>
         <w:rPr>
@@ -1396,6 +1534,7 @@
         <w:br/>
         <w:t xml:space="preserve">                    </w:t>
       </w:r>
+      <w:proofErr w:type="spellStart"/>
       <w:r>
         <w:rPr>
           <w:rFonts w:ascii="Source Code Pro" w:eastAsia="Times New Roman" w:hAnsi="Source Code Pro" w:cs="Times New Roman"/>
@@ -1434,6 +1573,7 @@
         </w:rPr>
         <w:t>sleep</w:t>
       </w:r>
+      <w:proofErr w:type="spellEnd"/>
       <w:r>
         <w:rPr>
           <w:rFonts w:ascii="Source Code Pro" w:eastAsia="Times New Roman" w:hAnsi="Source Code Pro" w:cs="Times New Roman"/>
@@ -1535,6 +1675,7 @@
         </w:rPr>
         <w:t>(</w:t>
       </w:r>
+      <w:proofErr w:type="spellStart"/>
       <w:r>
         <w:rPr>
           <w:rFonts w:ascii="Source Code Pro" w:eastAsia="Times New Roman" w:hAnsi="Source Code Pro" w:cs="Times New Roman"/>
@@ -1545,7 +1686,20 @@
           <w:lang w:eastAsia="en-IN"/>
           <w14:ligatures w14:val="none"/>
         </w:rPr>
-        <w:t xml:space="preserve">InterruptedException </w:t>
+        <w:t>InterruptedException</w:t>
+      </w:r>
+      <w:proofErr w:type="spellEnd"/>
+      <w:r>
+        <w:rPr>
+          <w:rFonts w:ascii="Source Code Pro" w:eastAsia="Times New Roman" w:hAnsi="Source Code Pro" w:cs="Times New Roman"/>
+          <w:color w:val="000000"/>
+          <w:kern w:val="0"/>
+          <w:sz w:val="21"/>
+          <w:szCs w:val="21"/>
+          <w:lang w:eastAsia="en-IN"/>
+          <w14:ligatures w14:val="none"/>
+        </w:rPr>
+        <w:t xml:space="preserve"> </w:t>
       </w:r>
       <w:r>
         <w:rPr>
@@ -1570,7 +1724,33 @@
           <w14:ligatures w14:val="none"/>
         </w:rPr>
         <w:br/>
-        <w:t xml:space="preserve">                    e.printStackTrace();</w:t>
+        <w:t xml:space="preserve">                    </w:t>
+      </w:r>
+      <w:proofErr w:type="spellStart"/>
+      <w:r>
+        <w:rPr>
+          <w:rFonts w:ascii="Source Code Pro" w:eastAsia="Times New Roman" w:hAnsi="Source Code Pro" w:cs="Times New Roman"/>
+          <w:color w:val="080808"/>
+          <w:kern w:val="0"/>
+          <w:sz w:val="21"/>
+          <w:szCs w:val="21"/>
+          <w:lang w:eastAsia="en-IN"/>
+          <w14:ligatures w14:val="none"/>
+        </w:rPr>
+        <w:t>e.printStackTrace</w:t>
+      </w:r>
+      <w:proofErr w:type="spellEnd"/>
+      <w:r>
+        <w:rPr>
+          <w:rFonts w:ascii="Source Code Pro" w:eastAsia="Times New Roman" w:hAnsi="Source Code Pro" w:cs="Times New Roman"/>
+          <w:color w:val="080808"/>
+          <w:kern w:val="0"/>
+          <w:sz w:val="21"/>
+          <w:szCs w:val="21"/>
+          <w:lang w:eastAsia="en-IN"/>
+          <w14:ligatures w14:val="none"/>
+        </w:rPr>
+        <w:t>();</w:t>
       </w:r>
       <w:r>
         <w:rPr>
@@ -1610,6 +1790,7 @@
         <w:br/>
         <w:t xml:space="preserve">                </w:t>
       </w:r>
+      <w:proofErr w:type="spellStart"/>
       <w:r>
         <w:rPr>
           <w:rFonts w:ascii="Source Code Pro" w:eastAsia="Times New Roman" w:hAnsi="Source Code Pro" w:cs="Times New Roman"/>
@@ -1658,7 +1839,20 @@
           <w:lang w:eastAsia="en-IN"/>
           <w14:ligatures w14:val="none"/>
         </w:rPr>
-        <w:t>.println(</w:t>
+        <w:t>.println</w:t>
+      </w:r>
+      <w:proofErr w:type="spellEnd"/>
+      <w:r>
+        <w:rPr>
+          <w:rFonts w:ascii="Source Code Pro" w:eastAsia="Times New Roman" w:hAnsi="Source Code Pro" w:cs="Times New Roman"/>
+          <w:color w:val="080808"/>
+          <w:kern w:val="0"/>
+          <w:sz w:val="21"/>
+          <w:szCs w:val="21"/>
+          <w:lang w:eastAsia="en-IN"/>
+          <w14:ligatures w14:val="none"/>
+        </w:rPr>
+        <w:t>(</w:t>
       </w:r>
       <w:r>
         <w:rPr>
@@ -1758,6 +1952,7 @@
         <w:br/>
         <w:t xml:space="preserve">                    </w:t>
       </w:r>
+      <w:proofErr w:type="spellStart"/>
       <w:r>
         <w:rPr>
           <w:rFonts w:ascii="Source Code Pro" w:eastAsia="Times New Roman" w:hAnsi="Source Code Pro" w:cs="Times New Roman"/>
@@ -1806,7 +2001,20 @@
           <w:lang w:eastAsia="en-IN"/>
           <w14:ligatures w14:val="none"/>
         </w:rPr>
-        <w:t>.println(</w:t>
+        <w:t>.println</w:t>
+      </w:r>
+      <w:proofErr w:type="spellEnd"/>
+      <w:r>
+        <w:rPr>
+          <w:rFonts w:ascii="Source Code Pro" w:eastAsia="Times New Roman" w:hAnsi="Source Code Pro" w:cs="Times New Roman"/>
+          <w:color w:val="080808"/>
+          <w:kern w:val="0"/>
+          <w:sz w:val="21"/>
+          <w:szCs w:val="21"/>
+          <w:lang w:eastAsia="en-IN"/>
+          <w14:ligatures w14:val="none"/>
+        </w:rPr>
+        <w:t>(</w:t>
       </w:r>
       <w:r>
         <w:rPr>
@@ -2187,6 +2395,7 @@
         </w:rPr>
         <w:t>(</w:t>
       </w:r>
+      <w:proofErr w:type="spellStart"/>
       <w:r>
         <w:rPr>
           <w:rFonts w:ascii="Source Code Pro" w:eastAsia="Times New Roman" w:hAnsi="Source Code Pro" w:cs="Times New Roman"/>
@@ -2197,7 +2406,20 @@
           <w:lang w:eastAsia="en-IN"/>
           <w14:ligatures w14:val="none"/>
         </w:rPr>
-        <w:t xml:space="preserve">InterruptedException </w:t>
+        <w:t>InterruptedException</w:t>
+      </w:r>
+      <w:proofErr w:type="spellEnd"/>
+      <w:r>
+        <w:rPr>
+          <w:rFonts w:ascii="Source Code Pro" w:eastAsia="Times New Roman" w:hAnsi="Source Code Pro" w:cs="Times New Roman"/>
+          <w:color w:val="000000"/>
+          <w:kern w:val="0"/>
+          <w:sz w:val="21"/>
+          <w:szCs w:val="21"/>
+          <w:lang w:eastAsia="en-IN"/>
+          <w14:ligatures w14:val="none"/>
+        </w:rPr>
+        <w:t xml:space="preserve"> </w:t>
       </w:r>
       <w:r>
         <w:rPr>
@@ -2222,7 +2444,33 @@
           <w14:ligatures w14:val="none"/>
         </w:rPr>
         <w:br/>
-        <w:t xml:space="preserve">            e.printStackTrace();</w:t>
+        <w:t xml:space="preserve">            </w:t>
+      </w:r>
+      <w:proofErr w:type="spellStart"/>
+      <w:r>
+        <w:rPr>
+          <w:rFonts w:ascii="Source Code Pro" w:eastAsia="Times New Roman" w:hAnsi="Source Code Pro" w:cs="Times New Roman"/>
+          <w:color w:val="080808"/>
+          <w:kern w:val="0"/>
+          <w:sz w:val="21"/>
+          <w:szCs w:val="21"/>
+          <w:lang w:eastAsia="en-IN"/>
+          <w14:ligatures w14:val="none"/>
+        </w:rPr>
+        <w:t>e.printStackTrace</w:t>
+      </w:r>
+      <w:proofErr w:type="spellEnd"/>
+      <w:r>
+        <w:rPr>
+          <w:rFonts w:ascii="Source Code Pro" w:eastAsia="Times New Roman" w:hAnsi="Source Code Pro" w:cs="Times New Roman"/>
+          <w:color w:val="080808"/>
+          <w:kern w:val="0"/>
+          <w:sz w:val="21"/>
+          <w:szCs w:val="21"/>
+          <w:lang w:eastAsia="en-IN"/>
+          <w14:ligatures w14:val="none"/>
+        </w:rPr>
+        <w:t>();</w:t>
       </w:r>
       <w:r>
         <w:rPr>
@@ -2262,6 +2510,7 @@
         <w:br/>
         <w:t xml:space="preserve">        </w:t>
       </w:r>
+      <w:proofErr w:type="spellStart"/>
       <w:r>
         <w:rPr>
           <w:rFonts w:ascii="Source Code Pro" w:eastAsia="Times New Roman" w:hAnsi="Source Code Pro" w:cs="Times New Roman"/>
@@ -2310,7 +2559,20 @@
           <w:lang w:eastAsia="en-IN"/>
           <w14:ligatures w14:val="none"/>
         </w:rPr>
-        <w:t>.println(</w:t>
+        <w:t>.println</w:t>
+      </w:r>
+      <w:proofErr w:type="spellEnd"/>
+      <w:r>
+        <w:rPr>
+          <w:rFonts w:ascii="Source Code Pro" w:eastAsia="Times New Roman" w:hAnsi="Source Code Pro" w:cs="Times New Roman"/>
+          <w:color w:val="080808"/>
+          <w:kern w:val="0"/>
+          <w:sz w:val="21"/>
+          <w:szCs w:val="21"/>
+          <w:lang w:eastAsia="en-IN"/>
+          <w14:ligatures w14:val="none"/>
+        </w:rPr>
+        <w:t>(</w:t>
       </w:r>
       <w:r>
         <w:rPr>
@@ -2434,6 +2696,7 @@
         </w:rPr>
         <w:t xml:space="preserve">public class </w:t>
       </w:r>
+      <w:proofErr w:type="spellStart"/>
       <w:r>
         <w:rPr>
           <w:rFonts w:ascii="Source Code Pro" w:eastAsia="Times New Roman" w:hAnsi="Source Code Pro" w:cs="Times New Roman"/>
@@ -2444,7 +2707,20 @@
           <w:lang w:eastAsia="en-IN"/>
           <w14:ligatures w14:val="none"/>
         </w:rPr>
-        <w:t xml:space="preserve">DeadlockFixedExample </w:t>
+        <w:t>DeadlockFixedExample</w:t>
+      </w:r>
+      <w:proofErr w:type="spellEnd"/>
+      <w:r>
+        <w:rPr>
+          <w:rFonts w:ascii="Source Code Pro" w:eastAsia="Times New Roman" w:hAnsi="Source Code Pro" w:cs="Times New Roman"/>
+          <w:color w:val="000000"/>
+          <w:kern w:val="0"/>
+          <w:sz w:val="21"/>
+          <w:szCs w:val="21"/>
+          <w:lang w:eastAsia="en-IN"/>
+          <w14:ligatures w14:val="none"/>
+        </w:rPr>
+        <w:t xml:space="preserve"> </w:t>
       </w:r>
       <w:r>
         <w:rPr>
@@ -2541,7 +2817,33 @@
           <w:lang w:eastAsia="en-IN"/>
           <w14:ligatures w14:val="none"/>
         </w:rPr>
-        <w:t>[] args) {</w:t>
+        <w:t xml:space="preserve">[] </w:t>
+      </w:r>
+      <w:proofErr w:type="spellStart"/>
+      <w:r>
+        <w:rPr>
+          <w:rFonts w:ascii="Source Code Pro" w:eastAsia="Times New Roman" w:hAnsi="Source Code Pro" w:cs="Times New Roman"/>
+          <w:color w:val="080808"/>
+          <w:kern w:val="0"/>
+          <w:sz w:val="21"/>
+          <w:szCs w:val="21"/>
+          <w:lang w:eastAsia="en-IN"/>
+          <w14:ligatures w14:val="none"/>
+        </w:rPr>
+        <w:t>args</w:t>
+      </w:r>
+      <w:proofErr w:type="spellEnd"/>
+      <w:r>
+        <w:rPr>
+          <w:rFonts w:ascii="Source Code Pro" w:eastAsia="Times New Roman" w:hAnsi="Source Code Pro" w:cs="Times New Roman"/>
+          <w:color w:val="080808"/>
+          <w:kern w:val="0"/>
+          <w:sz w:val="21"/>
+          <w:szCs w:val="21"/>
+          <w:lang w:eastAsia="en-IN"/>
+          <w14:ligatures w14:val="none"/>
+        </w:rPr>
+        <w:t>) {</w:t>
       </w:r>
       <w:r>
         <w:rPr>
@@ -2870,6 +3172,7 @@
         <w:br/>
         <w:t xml:space="preserve">                </w:t>
       </w:r>
+      <w:proofErr w:type="spellStart"/>
       <w:r>
         <w:rPr>
           <w:rFonts w:ascii="Source Code Pro" w:eastAsia="Times New Roman" w:hAnsi="Source Code Pro" w:cs="Times New Roman"/>
@@ -2918,7 +3221,20 @@
           <w:lang w:eastAsia="en-IN"/>
           <w14:ligatures w14:val="none"/>
         </w:rPr>
-        <w:t>.println(</w:t>
+        <w:t>.println</w:t>
+      </w:r>
+      <w:proofErr w:type="spellEnd"/>
+      <w:r>
+        <w:rPr>
+          <w:rFonts w:ascii="Source Code Pro" w:eastAsia="Times New Roman" w:hAnsi="Source Code Pro" w:cs="Times New Roman"/>
+          <w:color w:val="080808"/>
+          <w:kern w:val="0"/>
+          <w:sz w:val="21"/>
+          <w:szCs w:val="21"/>
+          <w:lang w:eastAsia="en-IN"/>
+          <w14:ligatures w14:val="none"/>
+        </w:rPr>
+        <w:t>(</w:t>
       </w:r>
       <w:r>
         <w:rPr>
@@ -3006,6 +3322,7 @@
         <w:br/>
         <w:t xml:space="preserve">                    </w:t>
       </w:r>
+      <w:proofErr w:type="spellStart"/>
       <w:r>
         <w:rPr>
           <w:rFonts w:ascii="Source Code Pro" w:eastAsia="Times New Roman" w:hAnsi="Source Code Pro" w:cs="Times New Roman"/>
@@ -3044,6 +3361,7 @@
         </w:rPr>
         <w:t>sleep</w:t>
       </w:r>
+      <w:proofErr w:type="spellEnd"/>
       <w:r>
         <w:rPr>
           <w:rFonts w:ascii="Source Code Pro" w:eastAsia="Times New Roman" w:hAnsi="Source Code Pro" w:cs="Times New Roman"/>
@@ -3145,6 +3463,7 @@
         </w:rPr>
         <w:t>(</w:t>
       </w:r>
+      <w:proofErr w:type="spellStart"/>
       <w:r>
         <w:rPr>
           <w:rFonts w:ascii="Source Code Pro" w:eastAsia="Times New Roman" w:hAnsi="Source Code Pro" w:cs="Times New Roman"/>
@@ -3155,7 +3474,20 @@
           <w:lang w:eastAsia="en-IN"/>
           <w14:ligatures w14:val="none"/>
         </w:rPr>
-        <w:t xml:space="preserve">InterruptedException </w:t>
+        <w:t>InterruptedException</w:t>
+      </w:r>
+      <w:proofErr w:type="spellEnd"/>
+      <w:r>
+        <w:rPr>
+          <w:rFonts w:ascii="Source Code Pro" w:eastAsia="Times New Roman" w:hAnsi="Source Code Pro" w:cs="Times New Roman"/>
+          <w:color w:val="000000"/>
+          <w:kern w:val="0"/>
+          <w:sz w:val="21"/>
+          <w:szCs w:val="21"/>
+          <w:lang w:eastAsia="en-IN"/>
+          <w14:ligatures w14:val="none"/>
+        </w:rPr>
+        <w:t xml:space="preserve"> </w:t>
       </w:r>
       <w:r>
         <w:rPr>
@@ -3180,7 +3512,33 @@
           <w14:ligatures w14:val="none"/>
         </w:rPr>
         <w:br/>
-        <w:t xml:space="preserve">                    e.printStackTrace();</w:t>
+        <w:t xml:space="preserve">                    </w:t>
+      </w:r>
+      <w:proofErr w:type="spellStart"/>
+      <w:r>
+        <w:rPr>
+          <w:rFonts w:ascii="Source Code Pro" w:eastAsia="Times New Roman" w:hAnsi="Source Code Pro" w:cs="Times New Roman"/>
+          <w:color w:val="080808"/>
+          <w:kern w:val="0"/>
+          <w:sz w:val="21"/>
+          <w:szCs w:val="21"/>
+          <w:lang w:eastAsia="en-IN"/>
+          <w14:ligatures w14:val="none"/>
+        </w:rPr>
+        <w:t>e.printStackTrace</w:t>
+      </w:r>
+      <w:proofErr w:type="spellEnd"/>
+      <w:r>
+        <w:rPr>
+          <w:rFonts w:ascii="Source Code Pro" w:eastAsia="Times New Roman" w:hAnsi="Source Code Pro" w:cs="Times New Roman"/>
+          <w:color w:val="080808"/>
+          <w:kern w:val="0"/>
+          <w:sz w:val="21"/>
+          <w:szCs w:val="21"/>
+          <w:lang w:eastAsia="en-IN"/>
+          <w14:ligatures w14:val="none"/>
+        </w:rPr>
+        <w:t>();</w:t>
       </w:r>
       <w:r>
         <w:rPr>
@@ -3220,6 +3578,7 @@
         <w:br/>
         <w:t xml:space="preserve">                </w:t>
       </w:r>
+      <w:proofErr w:type="spellStart"/>
       <w:r>
         <w:rPr>
           <w:rFonts w:ascii="Source Code Pro" w:eastAsia="Times New Roman" w:hAnsi="Source Code Pro" w:cs="Times New Roman"/>
@@ -3268,7 +3627,20 @@
           <w:lang w:eastAsia="en-IN"/>
           <w14:ligatures w14:val="none"/>
         </w:rPr>
-        <w:t>.println(</w:t>
+        <w:t>.println</w:t>
+      </w:r>
+      <w:proofErr w:type="spellEnd"/>
+      <w:r>
+        <w:rPr>
+          <w:rFonts w:ascii="Source Code Pro" w:eastAsia="Times New Roman" w:hAnsi="Source Code Pro" w:cs="Times New Roman"/>
+          <w:color w:val="080808"/>
+          <w:kern w:val="0"/>
+          <w:sz w:val="21"/>
+          <w:szCs w:val="21"/>
+          <w:lang w:eastAsia="en-IN"/>
+          <w14:ligatures w14:val="none"/>
+        </w:rPr>
+        <w:t>(</w:t>
       </w:r>
       <w:r>
         <w:rPr>
@@ -3368,6 +3740,7 @@
         <w:br/>
         <w:t xml:space="preserve">                    </w:t>
       </w:r>
+      <w:proofErr w:type="spellStart"/>
       <w:r>
         <w:rPr>
           <w:rFonts w:ascii="Source Code Pro" w:eastAsia="Times New Roman" w:hAnsi="Source Code Pro" w:cs="Times New Roman"/>
@@ -3416,7 +3789,20 @@
           <w:lang w:eastAsia="en-IN"/>
           <w14:ligatures w14:val="none"/>
         </w:rPr>
-        <w:t>.println(</w:t>
+        <w:t>.println</w:t>
+      </w:r>
+      <w:proofErr w:type="spellEnd"/>
+      <w:r>
+        <w:rPr>
+          <w:rFonts w:ascii="Source Code Pro" w:eastAsia="Times New Roman" w:hAnsi="Source Code Pro" w:cs="Times New Roman"/>
+          <w:color w:val="080808"/>
+          <w:kern w:val="0"/>
+          <w:sz w:val="21"/>
+          <w:szCs w:val="21"/>
+          <w:lang w:eastAsia="en-IN"/>
+          <w14:ligatures w14:val="none"/>
+        </w:rPr>
+        <w:t>(</w:t>
       </w:r>
       <w:r>
         <w:rPr>
@@ -3673,6 +4059,7 @@
         <w:br/>
         <w:t xml:space="preserve">                </w:t>
       </w:r>
+      <w:proofErr w:type="spellStart"/>
       <w:r>
         <w:rPr>
           <w:rFonts w:ascii="Source Code Pro" w:eastAsia="Times New Roman" w:hAnsi="Source Code Pro" w:cs="Times New Roman"/>
@@ -3721,7 +4108,20 @@
           <w:lang w:eastAsia="en-IN"/>
           <w14:ligatures w14:val="none"/>
         </w:rPr>
-        <w:t>.println(</w:t>
+        <w:t>.println</w:t>
+      </w:r>
+      <w:proofErr w:type="spellEnd"/>
+      <w:r>
+        <w:rPr>
+          <w:rFonts w:ascii="Source Code Pro" w:eastAsia="Times New Roman" w:hAnsi="Source Code Pro" w:cs="Times New Roman"/>
+          <w:color w:val="080808"/>
+          <w:kern w:val="0"/>
+          <w:sz w:val="21"/>
+          <w:szCs w:val="21"/>
+          <w:lang w:eastAsia="en-IN"/>
+          <w14:ligatures w14:val="none"/>
+        </w:rPr>
+        <w:t>(</w:t>
       </w:r>
       <w:r>
         <w:rPr>
@@ -3809,6 +4209,7 @@
         <w:br/>
         <w:t xml:space="preserve">                    </w:t>
       </w:r>
+      <w:proofErr w:type="spellStart"/>
       <w:r>
         <w:rPr>
           <w:rFonts w:ascii="Source Code Pro" w:eastAsia="Times New Roman" w:hAnsi="Source Code Pro" w:cs="Times New Roman"/>
@@ -3847,6 +4248,7 @@
         </w:rPr>
         <w:t>sleep</w:t>
       </w:r>
+      <w:proofErr w:type="spellEnd"/>
       <w:r>
         <w:rPr>
           <w:rFonts w:ascii="Source Code Pro" w:eastAsia="Times New Roman" w:hAnsi="Source Code Pro" w:cs="Times New Roman"/>
@@ -3948,6 +4350,7 @@
         </w:rPr>
         <w:t>(</w:t>
       </w:r>
+      <w:proofErr w:type="spellStart"/>
       <w:r>
         <w:rPr>
           <w:rFonts w:ascii="Source Code Pro" w:eastAsia="Times New Roman" w:hAnsi="Source Code Pro" w:cs="Times New Roman"/>
@@ -3958,7 +4361,20 @@
           <w:lang w:eastAsia="en-IN"/>
           <w14:ligatures w14:val="none"/>
         </w:rPr>
-        <w:t xml:space="preserve">InterruptedException </w:t>
+        <w:t>InterruptedException</w:t>
+      </w:r>
+      <w:proofErr w:type="spellEnd"/>
+      <w:r>
+        <w:rPr>
+          <w:rFonts w:ascii="Source Code Pro" w:eastAsia="Times New Roman" w:hAnsi="Source Code Pro" w:cs="Times New Roman"/>
+          <w:color w:val="000000"/>
+          <w:kern w:val="0"/>
+          <w:sz w:val="21"/>
+          <w:szCs w:val="21"/>
+          <w:lang w:eastAsia="en-IN"/>
+          <w14:ligatures w14:val="none"/>
+        </w:rPr>
+        <w:t xml:space="preserve"> </w:t>
       </w:r>
       <w:r>
         <w:rPr>
@@ -3983,7 +4399,33 @@
           <w14:ligatures w14:val="none"/>
         </w:rPr>
         <w:br/>
-        <w:t xml:space="preserve">                    e.printStackTrace();</w:t>
+        <w:t xml:space="preserve">                    </w:t>
+      </w:r>
+      <w:proofErr w:type="spellStart"/>
+      <w:r>
+        <w:rPr>
+          <w:rFonts w:ascii="Source Code Pro" w:eastAsia="Times New Roman" w:hAnsi="Source Code Pro" w:cs="Times New Roman"/>
+          <w:color w:val="080808"/>
+          <w:kern w:val="0"/>
+          <w:sz w:val="21"/>
+          <w:szCs w:val="21"/>
+          <w:lang w:eastAsia="en-IN"/>
+          <w14:ligatures w14:val="none"/>
+        </w:rPr>
+        <w:t>e.printStackTrace</w:t>
+      </w:r>
+      <w:proofErr w:type="spellEnd"/>
+      <w:r>
+        <w:rPr>
+          <w:rFonts w:ascii="Source Code Pro" w:eastAsia="Times New Roman" w:hAnsi="Source Code Pro" w:cs="Times New Roman"/>
+          <w:color w:val="080808"/>
+          <w:kern w:val="0"/>
+          <w:sz w:val="21"/>
+          <w:szCs w:val="21"/>
+          <w:lang w:eastAsia="en-IN"/>
+          <w14:ligatures w14:val="none"/>
+        </w:rPr>
+        <w:t>();</w:t>
       </w:r>
       <w:r>
         <w:rPr>
@@ -4023,6 +4465,7 @@
         <w:br/>
         <w:t xml:space="preserve">                </w:t>
       </w:r>
+      <w:proofErr w:type="spellStart"/>
       <w:r>
         <w:rPr>
           <w:rFonts w:ascii="Source Code Pro" w:eastAsia="Times New Roman" w:hAnsi="Source Code Pro" w:cs="Times New Roman"/>
@@ -4071,7 +4514,20 @@
           <w:lang w:eastAsia="en-IN"/>
           <w14:ligatures w14:val="none"/>
         </w:rPr>
-        <w:t>.println(</w:t>
+        <w:t>.println</w:t>
+      </w:r>
+      <w:proofErr w:type="spellEnd"/>
+      <w:r>
+        <w:rPr>
+          <w:rFonts w:ascii="Source Code Pro" w:eastAsia="Times New Roman" w:hAnsi="Source Code Pro" w:cs="Times New Roman"/>
+          <w:color w:val="080808"/>
+          <w:kern w:val="0"/>
+          <w:sz w:val="21"/>
+          <w:szCs w:val="21"/>
+          <w:lang w:eastAsia="en-IN"/>
+          <w14:ligatures w14:val="none"/>
+        </w:rPr>
+        <w:t>(</w:t>
       </w:r>
       <w:r>
         <w:rPr>
@@ -4171,6 +4627,7 @@
         <w:br/>
         <w:t xml:space="preserve">                    </w:t>
       </w:r>
+      <w:proofErr w:type="spellStart"/>
       <w:r>
         <w:rPr>
           <w:rFonts w:ascii="Source Code Pro" w:eastAsia="Times New Roman" w:hAnsi="Source Code Pro" w:cs="Times New Roman"/>
@@ -4219,7 +4676,20 @@
           <w:lang w:eastAsia="en-IN"/>
           <w14:ligatures w14:val="none"/>
         </w:rPr>
-        <w:t>.println(</w:t>
+        <w:t>.println</w:t>
+      </w:r>
+      <w:proofErr w:type="spellEnd"/>
+      <w:r>
+        <w:rPr>
+          <w:rFonts w:ascii="Source Code Pro" w:eastAsia="Times New Roman" w:hAnsi="Source Code Pro" w:cs="Times New Roman"/>
+          <w:color w:val="080808"/>
+          <w:kern w:val="0"/>
+          <w:sz w:val="21"/>
+          <w:szCs w:val="21"/>
+          <w:lang w:eastAsia="en-IN"/>
+          <w14:ligatures w14:val="none"/>
+        </w:rPr>
+        <w:t>(</w:t>
       </w:r>
       <w:r>
         <w:rPr>
@@ -4600,6 +5070,7 @@
         </w:rPr>
         <w:t>(</w:t>
       </w:r>
+      <w:proofErr w:type="spellStart"/>
       <w:r>
         <w:rPr>
           <w:rFonts w:ascii="Source Code Pro" w:eastAsia="Times New Roman" w:hAnsi="Source Code Pro" w:cs="Times New Roman"/>
@@ -4610,7 +5081,20 @@
           <w:lang w:eastAsia="en-IN"/>
           <w14:ligatures w14:val="none"/>
         </w:rPr>
-        <w:t xml:space="preserve">InterruptedException </w:t>
+        <w:t>InterruptedException</w:t>
+      </w:r>
+      <w:proofErr w:type="spellEnd"/>
+      <w:r>
+        <w:rPr>
+          <w:rFonts w:ascii="Source Code Pro" w:eastAsia="Times New Roman" w:hAnsi="Source Code Pro" w:cs="Times New Roman"/>
+          <w:color w:val="000000"/>
+          <w:kern w:val="0"/>
+          <w:sz w:val="21"/>
+          <w:szCs w:val="21"/>
+          <w:lang w:eastAsia="en-IN"/>
+          <w14:ligatures w14:val="none"/>
+        </w:rPr>
+        <w:t xml:space="preserve"> </w:t>
       </w:r>
       <w:r>
         <w:rPr>
@@ -4635,7 +5119,33 @@
           <w14:ligatures w14:val="none"/>
         </w:rPr>
         <w:br/>
-        <w:t xml:space="preserve">            e.printStackTrace();</w:t>
+        <w:t xml:space="preserve">            </w:t>
+      </w:r>
+      <w:proofErr w:type="spellStart"/>
+      <w:r>
+        <w:rPr>
+          <w:rFonts w:ascii="Source Code Pro" w:eastAsia="Times New Roman" w:hAnsi="Source Code Pro" w:cs="Times New Roman"/>
+          <w:color w:val="080808"/>
+          <w:kern w:val="0"/>
+          <w:sz w:val="21"/>
+          <w:szCs w:val="21"/>
+          <w:lang w:eastAsia="en-IN"/>
+          <w14:ligatures w14:val="none"/>
+        </w:rPr>
+        <w:t>e.printStackTrace</w:t>
+      </w:r>
+      <w:proofErr w:type="spellEnd"/>
+      <w:r>
+        <w:rPr>
+          <w:rFonts w:ascii="Source Code Pro" w:eastAsia="Times New Roman" w:hAnsi="Source Code Pro" w:cs="Times New Roman"/>
+          <w:color w:val="080808"/>
+          <w:kern w:val="0"/>
+          <w:sz w:val="21"/>
+          <w:szCs w:val="21"/>
+          <w:lang w:eastAsia="en-IN"/>
+          <w14:ligatures w14:val="none"/>
+        </w:rPr>
+        <w:t>();</w:t>
       </w:r>
       <w:r>
         <w:rPr>
@@ -4675,6 +5185,7 @@
         <w:br/>
         <w:t xml:space="preserve">        </w:t>
       </w:r>
+      <w:proofErr w:type="spellStart"/>
       <w:r>
         <w:rPr>
           <w:rFonts w:ascii="Source Code Pro" w:eastAsia="Times New Roman" w:hAnsi="Source Code Pro" w:cs="Times New Roman"/>
@@ -4723,7 +5234,20 @@
           <w:lang w:eastAsia="en-IN"/>
           <w14:ligatures w14:val="none"/>
         </w:rPr>
-        <w:t>.println(</w:t>
+        <w:t>.println</w:t>
+      </w:r>
+      <w:proofErr w:type="spellEnd"/>
+      <w:r>
+        <w:rPr>
+          <w:rFonts w:ascii="Source Code Pro" w:eastAsia="Times New Roman" w:hAnsi="Source Code Pro" w:cs="Times New Roman"/>
+          <w:color w:val="080808"/>
+          <w:kern w:val="0"/>
+          <w:sz w:val="21"/>
+          <w:szCs w:val="21"/>
+          <w:lang w:eastAsia="en-IN"/>
+          <w14:ligatures w14:val="none"/>
+        </w:rPr>
+        <w:t>(</w:t>
       </w:r>
       <w:r>
         <w:rPr>
@@ -4797,7 +5321,7 @@
 </file>
 
 <file path=word/styles.xml><?xml version="1.0" encoding="utf-8"?>
-<w:styles xmlns:mc="http://schemas.openxmlformats.org/markup-compatibility/2006" xmlns:r="http://schemas.openxmlformats.org/officeDocument/2006/relationships" xmlns:w="http://schemas.openxmlformats.org/wordprocessingml/2006/main" xmlns:w14="http://schemas.microsoft.com/office/word/2010/wordml" xmlns:w15="http://schemas.microsoft.com/office/word/2012/wordml" xmlns:w16cex="http://schemas.microsoft.com/office/word/2018/wordml/cex" xmlns:w16cid="http://schemas.microsoft.com/office/word/2016/wordml/cid" xmlns:w16="http://schemas.microsoft.com/office/word/2018/wordml" xmlns:w16sdtdh="http://schemas.microsoft.com/office/word/2020/wordml/sdtdatahash" xmlns:w16se="http://schemas.microsoft.com/office/word/2015/wordml/symex" mc:Ignorable="w14 w15 w16se w16cid w16 w16cex w16sdtdh">
+<w:styles xmlns:mc="http://schemas.openxmlformats.org/markup-compatibility/2006" xmlns:r="http://schemas.openxmlformats.org/officeDocument/2006/relationships" xmlns:w="http://schemas.openxmlformats.org/wordprocessingml/2006/main" xmlns:w14="http://schemas.microsoft.com/office/word/2010/wordml" xmlns:w15="http://schemas.microsoft.com/office/word/2012/wordml" xmlns:w16cex="http://schemas.microsoft.com/office/word/2018/wordml/cex" xmlns:w16cid="http://schemas.microsoft.com/office/word/2016/wordml/cid" xmlns:w16="http://schemas.microsoft.com/office/word/2018/wordml" xmlns:w16du="http://schemas.microsoft.com/office/word/2023/wordml/word16du" xmlns:w16sdtdh="http://schemas.microsoft.com/office/word/2020/wordml/sdtdatahash" xmlns:w16sdtfl="http://schemas.microsoft.com/office/word/2024/wordml/sdtformatlock" xmlns:w16se="http://schemas.microsoft.com/office/word/2015/wordml/symex" mc:Ignorable="w14 w15 w16se w16cid w16 w16cex w16sdtdh w16sdtfl w16du">
   <w:docDefaults>
     <w:rPrDefault>
       <w:rPr>
@@ -5520,4 +6044,10 @@
     </a:ext>
   </a:extLst>
 </a:theme>
+</file>
+
+<file path=docMetadata/LabelInfo.xml><?xml version="1.0" encoding="utf-8"?>
+<clbl:labelList xmlns:clbl="http://schemas.microsoft.com/office/2020/mipLabelMetadata">
+  <clbl:label id="{6f6b1f18-f556-4b39-a158-6b6d47ff40df}" enabled="1" method="Standard" siteId="{f5d3bd9c-a8c2-4efc-9493-ddf2d4b42f17}" contentBits="0" removed="0"/>
+</clbl:labelList>
 </file>
--- a/Java/Deadlock.docx
+++ b/Java/Deadlock.docx
@@ -2,9 +2,6 @@
 <file path=word/document.xml><?xml version="1.0" encoding="utf-8"?>
 <w:document xmlns:wpc="http://schemas.microsoft.com/office/word/2010/wordprocessingCanvas" xmlns:cx="http://schemas.microsoft.com/office/drawing/2014/chartex" xmlns:cx1="http://schemas.microsoft.com/office/drawing/2015/9/8/chartex" xmlns:cx2="http://schemas.microsoft.com/office/drawing/2015/10/21/chartex" xmlns:cx3="http://schemas.microsoft.com/office/drawing/2016/5/9/chartex" xmlns:cx4="http://schemas.microsoft.com/office/drawing/2016/5/10/chartex" xmlns:cx5="http://schemas.microsoft.com/office/drawing/2016/5/11/chartex" xmlns:cx6="http://schemas.microsoft.com/office/drawing/2016/5/12/chartex" xmlns:cx7="http://schemas.microsoft.com/office/drawing/2016/5/13/chartex" xmlns:cx8="http://schemas.microsoft.com/office/drawing/2016/5/14/chartex" xmlns:mc="http://schemas.openxmlformats.org/markup-compatibility/2006" xmlns:aink="http://schemas.microsoft.com/office/drawing/2016/ink" xmlns:am3d="http://schemas.microsoft.com/office/drawing/2017/model3d" xmlns:o="urn:schemas-microsoft-com:office:office" xmlns:oel="http://schemas.microsoft.com/office/2019/extlst" xmlns:r="http://schemas.openxmlformats.org/officeDocument/2006/relationships" xmlns:m="http://schemas.openxmlformats.org/officeDocument/2006/math" xmlns:v="urn:schemas-microsoft-com:vml" xmlns:wp14="http://schemas.microsoft.com/office/word/2010/wordprocessingDrawing" xmlns:wp="http://schemas.openxmlformats.org/drawingml/2006/wordprocessingDrawing" xmlns:w10="urn:schemas-microsoft-com:office:word" xmlns:w="http://schemas.openxmlformats.org/wordprocessingml/2006/main" xmlns:w14="http://schemas.microsoft.com/office/word/2010/wordml" xmlns:w15="http://schemas.microsoft.com/office/word/2012/wordml" xmlns:w16cex="http://schemas.microsoft.com/office/word/2018/wordml/cex" xmlns:w16cid="http://schemas.microsoft.com/office/word/2016/wordml/cid" xmlns:w16="http://schemas.microsoft.com/office/word/2018/wordml" xmlns:w16du="http://schemas.microsoft.com/office/word/2023/wordml/word16du" xmlns:w16sdtdh="http://schemas.microsoft.com/office/word/2020/wordml/sdtdatahash" xmlns:w16sdtfl="http://schemas.microsoft.com/office/word/2024/wordml/sdtformatlock" xmlns:w16se="http://schemas.microsoft.com/office/word/2015/wordml/symex" xmlns:wpg="http://schemas.microsoft.com/office/word/2010/wordprocessingGroup" xmlns:wpi="http://schemas.microsoft.com/office/word/2010/wordprocessingInk" xmlns:wne="http://schemas.microsoft.com/office/word/2006/wordml" xmlns:wps="http://schemas.microsoft.com/office/word/2010/wordprocessingShape" mc:Ignorable="w14 w15 w16se w16cid w16 w16cex w16sdtdh w16sdtfl w16du wp14">
   <w:body>
-    <w:p/>
-    <w:p/>
-    <w:p/>
     <w:p>
       <w:r>
         <w:t>A deadlock occurs in a multithreaded program when two or more threads are unable to proceed because each is waiting for the other to release a resource.</w:t>
@@ -2051,18 +2048,6 @@
           <w14:ligatures w14:val="none"/>
         </w:rPr>
         <w:br/>
-      </w:r>
-      <w:r>
-        <w:rPr>
-          <w:rFonts w:ascii="Source Code Pro" w:eastAsia="Times New Roman" w:hAnsi="Source Code Pro" w:cs="Times New Roman"/>
-          <w:color w:val="080808"/>
-          <w:kern w:val="0"/>
-          <w:sz w:val="21"/>
-          <w:szCs w:val="21"/>
-          <w:lang w:eastAsia="en-IN"/>
-          <w14:ligatures w14:val="none"/>
-        </w:rPr>
-        <w:lastRenderedPageBreak/>
         <w:t xml:space="preserve">                }</w:t>
       </w:r>
       <w:r>
@@ -2143,6 +2128,20 @@
           <w14:ligatures w14:val="none"/>
         </w:rPr>
         <w:br/>
+      </w:r>
+      <w:r>
+        <w:rPr>
+          <w:rFonts w:ascii="Source Code Pro" w:eastAsia="Times New Roman" w:hAnsi="Source Code Pro" w:cs="Times New Roman"/>
+          <w:i/>
+          <w:iCs/>
+          <w:color w:val="8C8C8C"/>
+          <w:kern w:val="0"/>
+          <w:sz w:val="21"/>
+          <w:szCs w:val="21"/>
+          <w:lang w:eastAsia="en-IN"/>
+          <w14:ligatures w14:val="none"/>
+        </w:rPr>
+        <w:lastRenderedPageBreak/>
         <w:t xml:space="preserve">        </w:t>
       </w:r>
       <w:r>
@@ -2757,6 +2756,18 @@
           <w14:ligatures w14:val="none"/>
         </w:rPr>
         <w:br/>
+      </w:r>
+      <w:r>
+        <w:rPr>
+          <w:rFonts w:ascii="Source Code Pro" w:eastAsia="Times New Roman" w:hAnsi="Source Code Pro" w:cs="Times New Roman"/>
+          <w:color w:val="080808"/>
+          <w:kern w:val="0"/>
+          <w:sz w:val="21"/>
+          <w:szCs w:val="21"/>
+          <w:lang w:eastAsia="en-IN"/>
+          <w14:ligatures w14:val="none"/>
+        </w:rPr>
+        <w:lastRenderedPageBreak/>
         <w:t xml:space="preserve">    </w:t>
       </w:r>
       <w:r>
@@ -4892,18 +4903,6 @@
           <w14:ligatures w14:val="none"/>
         </w:rPr>
         <w:br/>
-      </w:r>
-      <w:r>
-        <w:rPr>
-          <w:rFonts w:ascii="Source Code Pro" w:eastAsia="Times New Roman" w:hAnsi="Source Code Pro" w:cs="Times New Roman"/>
-          <w:color w:val="080808"/>
-          <w:kern w:val="0"/>
-          <w:sz w:val="21"/>
-          <w:szCs w:val="21"/>
-          <w:lang w:eastAsia="en-IN"/>
-          <w14:ligatures w14:val="none"/>
-        </w:rPr>
-        <w:lastRenderedPageBreak/>
         <w:t xml:space="preserve">        </w:t>
       </w:r>
       <w:r>
@@ -5119,6 +5118,18 @@
           <w14:ligatures w14:val="none"/>
         </w:rPr>
         <w:br/>
+      </w:r>
+      <w:r>
+        <w:rPr>
+          <w:rFonts w:ascii="Source Code Pro" w:eastAsia="Times New Roman" w:hAnsi="Source Code Pro" w:cs="Times New Roman"/>
+          <w:color w:val="080808"/>
+          <w:kern w:val="0"/>
+          <w:sz w:val="21"/>
+          <w:szCs w:val="21"/>
+          <w:lang w:eastAsia="en-IN"/>
+          <w14:ligatures w14:val="none"/>
+        </w:rPr>
+        <w:lastRenderedPageBreak/>
         <w:t xml:space="preserve">            </w:t>
       </w:r>
       <w:proofErr w:type="spellStart"/>
